--- a/Vibration Sensor To Modbus Data .docx
+++ b/Vibration Sensor To Modbus Data .docx
@@ -1,6 +1,6 @@
 
 <file path=word/document.xml><?xml version="1.0" encoding="utf-8"?>
-<w:document xmlns:wpc="http://schemas.microsoft.com/office/word/2010/wordprocessingCanvas" xmlns:mc="http://schemas.openxmlformats.org/markup-compatibility/2006" xmlns:o="urn:schemas-microsoft-com:office:office" xmlns:r="http://schemas.openxmlformats.org/officeDocument/2006/relationships" xmlns:m="http://schemas.openxmlformats.org/officeDocument/2006/math" xmlns:v="urn:schemas-microsoft-com:vml" xmlns:wp14="http://schemas.microsoft.com/office/word/2010/wordprocessingDrawing" xmlns:wp="http://schemas.openxmlformats.org/drawingml/2006/wordprocessingDrawing" xmlns:w10="urn:schemas-microsoft-com:office:word" xmlns:w="http://schemas.openxmlformats.org/wordprocessingml/2006/main" xmlns:w14="http://schemas.microsoft.com/office/word/2010/wordml" xmlns:w15="http://schemas.microsoft.com/office/word/2012/wordml" xmlns:wpg="http://schemas.microsoft.com/office/word/2010/wordprocessingGroup" xmlns:wpi="http://schemas.microsoft.com/office/word/2010/wordprocessingInk" xmlns:wne="http://schemas.microsoft.com/office/word/2006/wordml" xmlns:wps="http://schemas.microsoft.com/office/word/2010/wordprocessingShape" mc:Ignorable="w14 w15 wp14">
+<w:document xmlns:wpc="http://schemas.microsoft.com/office/word/2010/wordprocessingCanvas" xmlns:cx="http://schemas.microsoft.com/office/drawing/2014/chartex" xmlns:cx1="http://schemas.microsoft.com/office/drawing/2015/9/8/chartex" xmlns:mc="http://schemas.openxmlformats.org/markup-compatibility/2006" xmlns:o="urn:schemas-microsoft-com:office:office" xmlns:r="http://schemas.openxmlformats.org/officeDocument/2006/relationships" xmlns:m="http://schemas.openxmlformats.org/officeDocument/2006/math" xmlns:v="urn:schemas-microsoft-com:vml" xmlns:wp14="http://schemas.microsoft.com/office/word/2010/wordprocessingDrawing" xmlns:wp="http://schemas.openxmlformats.org/drawingml/2006/wordprocessingDrawing" xmlns:w10="urn:schemas-microsoft-com:office:word" xmlns:w="http://schemas.openxmlformats.org/wordprocessingml/2006/main" xmlns:w14="http://schemas.microsoft.com/office/word/2010/wordml" xmlns:w15="http://schemas.microsoft.com/office/word/2012/wordml" xmlns:w16se="http://schemas.microsoft.com/office/word/2015/wordml/symex" xmlns:wpg="http://schemas.microsoft.com/office/word/2010/wordprocessingGroup" xmlns:wpi="http://schemas.microsoft.com/office/word/2010/wordprocessingInk" xmlns:wne="http://schemas.microsoft.com/office/word/2006/wordml" xmlns:wps="http://schemas.microsoft.com/office/word/2010/wordprocessingShape" mc:Ignorable="w14 w15 w16se wp14">
   <w:body>
     <w:p>
       <w:pPr>
@@ -106,14 +106,7 @@
           <w:b/>
           <w:bCs/>
         </w:rPr>
-        <w:t>TGW-718 Modbus RTU → Modbus TCP</w:t>
-      </w:r>
-      <w:r>
-        <w:rPr>
-          <w:b/>
-          <w:bCs/>
-        </w:rPr>
-        <w:t xml:space="preserve"> Gateway</w:t>
+        <w:t>TGW-718 Modbus RTU → Modbus TCP Gateway</w:t>
       </w:r>
     </w:p>
     <w:p>
@@ -250,14 +243,7 @@
           <w:b/>
           <w:bCs/>
         </w:rPr>
-        <w:t>12V DC ad</w:t>
-      </w:r>
-      <w:r>
-        <w:rPr>
-          <w:b/>
-          <w:bCs/>
-        </w:rPr>
-        <w:t>apter</w:t>
+        <w:t>12V DC adapter</w:t>
       </w:r>
     </w:p>
     <w:p>
@@ -667,7 +653,6 @@
       <w:r>
         <w:rPr>
           <w:noProof/>
-          <w:lang w:val="en-IN" w:eastAsia="en-IN"/>
         </w:rPr>
         <w:lastRenderedPageBreak/>
         <w:drawing>
@@ -715,7 +700,6 @@
       <w:r>
         <w:rPr>
           <w:noProof/>
-          <w:lang w:val="en-IN" w:eastAsia="en-IN"/>
         </w:rPr>
         <w:lastRenderedPageBreak/>
         <w:drawing>
@@ -788,10 +772,7 @@
         </w:numPr>
       </w:pPr>
       <w:r>
-        <w:t>Open brow</w:t>
-      </w:r>
-      <w:r>
-        <w:t xml:space="preserve">ser → </w:t>
+        <w:t xml:space="preserve">Open browser → </w:t>
       </w:r>
       <w:r>
         <w:rPr>
@@ -834,7 +815,6 @@
       <w:r>
         <w:rPr>
           <w:noProof/>
-          <w:lang w:val="en-IN" w:eastAsia="en-IN"/>
         </w:rPr>
         <w:lastRenderedPageBreak/>
         <w:drawing>
@@ -909,10 +889,7 @@
         <w:pStyle w:val="FirstParagraph"/>
       </w:pPr>
       <w:r>
-        <w:t>Configured according to iSN-713 quick start gui</w:t>
-      </w:r>
-      <w:r>
-        <w:t>de:</w:t>
+        <w:t>Configured according to iSN-713 quick start guide:</w:t>
       </w:r>
     </w:p>
     <w:p>
@@ -1022,13 +999,7 @@
         <w:pStyle w:val="BlockText"/>
       </w:pPr>
       <w:r>
-        <w:t>⚠</w:t>
-      </w:r>
-      <w:r>
-        <w:t>️</w:t>
-      </w:r>
-      <w:r>
-        <w:t xml:space="preserve"> Parity option may be disabled – this is normal for TGW-718 firmware.</w:t>
+        <w:t>⚠️ Parity option may be disabled – this is normal for TGW-718 firmware.</w:t>
       </w:r>
     </w:p>
     <w:p>
@@ -1461,10 +1432,7 @@
         <w:pStyle w:val="FirstParagraph"/>
       </w:pPr>
       <w:r>
-        <w:t xml:space="preserve">Converted values: - Accel RMS: 10 mg - Accel Max: 58 mg - Accel P-P: </w:t>
-      </w:r>
-      <w:r>
-        <w:t>56 mg - Crest Factor: 0.54 - Velocity RMS: 0.38 mm/s</w:t>
+        <w:t>Converted values: - Accel RMS: 10 mg - Accel Max: 58 mg - Accel P-P: 56 mg - Crest Factor: 0.54 - Velocity RMS: 0.38 mm/s</w:t>
       </w:r>
     </w:p>
     <w:p>
@@ -1645,13 +1613,7 @@
         <w:pStyle w:val="BlockText"/>
       </w:pPr>
       <w:r>
-        <w:t>⚠</w:t>
-      </w:r>
-      <w:r>
-        <w:t>️</w:t>
-      </w:r>
-      <w:r>
-        <w:t xml:space="preserve"> Only </w:t>
+        <w:t xml:space="preserve">⚠️ Only </w:t>
       </w:r>
       <w:r>
         <w:rPr>
@@ -1671,7 +1633,6 @@
       <w:r>
         <w:rPr>
           <w:noProof/>
-          <w:lang w:val="en-IN" w:eastAsia="en-IN"/>
         </w:rPr>
         <w:lastRenderedPageBreak/>
         <w:drawing>
@@ -1719,7 +1680,6 @@
       <w:r>
         <w:rPr>
           <w:noProof/>
-          <w:lang w:val="en-IN" w:eastAsia="en-IN"/>
         </w:rPr>
         <w:lastRenderedPageBreak/>
         <w:drawing>
@@ -1869,10 +1829,7 @@
       <w:bookmarkStart w:id="18" w:name="final-data-model-conceptual"/>
       <w:bookmarkEnd w:id="17"/>
       <w:r>
-        <w:t>9. Final Data</w:t>
-      </w:r>
-      <w:r>
-        <w:t xml:space="preserve"> Model (Conceptual)</w:t>
+        <w:t>9. Final Data Model (Conceptual)</w:t>
       </w:r>
     </w:p>
     <w:p>
@@ -1948,10 +1905,7 @@
         <w:pStyle w:val="FirstParagraph"/>
       </w:pPr>
       <w:r>
-        <w:t xml:space="preserve">This model supports: - Live dashboards - Historical analysis </w:t>
-      </w:r>
-      <w:r>
-        <w:t>- Alarm thresholds - Predictive maintenance</w:t>
+        <w:t>This model supports: - Live dashboards - Historical analysis - Alarm thresholds - Predictive maintenance</w:t>
       </w:r>
     </w:p>
     <w:p>
@@ -1976,10 +1930,7 @@
         <w:pStyle w:val="FirstParagraph"/>
       </w:pPr>
       <w:r>
-        <w:t>✔</w:t>
-      </w:r>
-      <w:r>
-        <w:t xml:space="preserve"> Stable Modbus TCP communication ✔ Real-time vibration data available ✔ Data validated against Modbus tools ✔ Ready for frontend visualization and alerts</w:t>
+        <w:t>✔ Stable Modbus TCP communication ✔ Real-time vibration data available ✔ Data validated against Modbus tools ✔ Ready for frontend visualization and alerts</w:t>
       </w:r>
     </w:p>
     <w:p>
@@ -2008,10 +1959,7 @@
         </w:numPr>
       </w:pPr>
       <w:r>
-        <w:t>ISO 10816 v</w:t>
-      </w:r>
-      <w:r>
-        <w:t>ibration severity limits</w:t>
+        <w:t>ISO 10816 vibration severity limits</w:t>
       </w:r>
     </w:p>
     <w:p>
@@ -2061,8 +2009,6 @@
       <w:r>
         <w:t>Cloud deployment</w:t>
       </w:r>
-      <w:bookmarkStart w:id="21" w:name="_GoBack"/>
-      <w:bookmarkEnd w:id="21"/>
     </w:p>
     <w:p>
       <w:r>
@@ -2077,6 +2023,143 @@
       <w:pPr>
         <w:pStyle w:val="FirstParagraph"/>
       </w:pPr>
+      <w:r>
+        <w:rPr>
+          <w:noProof/>
+        </w:rPr>
+        <w:lastRenderedPageBreak/>
+        <w:drawing>
+          <wp:inline distT="0" distB="0" distL="0" distR="0">
+            <wp:extent cx="5943600" cy="3962400"/>
+            <wp:effectExtent l="0" t="0" r="0" b="0"/>
+            <wp:docPr id="7" name="Picture 7"/>
+            <wp:cNvGraphicFramePr>
+              <a:graphicFrameLocks xmlns:a="http://schemas.openxmlformats.org/drawingml/2006/main" noChangeAspect="1"/>
+            </wp:cNvGraphicFramePr>
+            <a:graphic xmlns:a="http://schemas.openxmlformats.org/drawingml/2006/main">
+              <a:graphicData uri="http://schemas.openxmlformats.org/drawingml/2006/picture">
+                <pic:pic xmlns:pic="http://schemas.openxmlformats.org/drawingml/2006/picture">
+                  <pic:nvPicPr>
+                    <pic:cNvPr id="7" name="Designer (10).png"/>
+                    <pic:cNvPicPr/>
+                  </pic:nvPicPr>
+                  <pic:blipFill>
+                    <a:blip r:embed="rId10" cstate="print">
+                      <a:extLst>
+                        <a:ext uri="{28A0092B-C50C-407E-A947-70E740481C1C}">
+                          <a14:useLocalDpi xmlns:a14="http://schemas.microsoft.com/office/drawing/2010/main" val="0"/>
+                        </a:ext>
+                      </a:extLst>
+                    </a:blip>
+                    <a:stretch>
+                      <a:fillRect/>
+                    </a:stretch>
+                  </pic:blipFill>
+                  <pic:spPr>
+                    <a:xfrm>
+                      <a:off x="0" y="0"/>
+                      <a:ext cx="5943600" cy="3962400"/>
+                    </a:xfrm>
+                    <a:prstGeom prst="rect">
+                      <a:avLst/>
+                    </a:prstGeom>
+                  </pic:spPr>
+                </pic:pic>
+              </a:graphicData>
+            </a:graphic>
+          </wp:inline>
+        </w:drawing>
+      </w:r>
+    </w:p>
+    <w:p>
+      <w:pPr>
+        <w:pStyle w:val="BodyText"/>
+      </w:pPr>
+    </w:p>
+    <w:p>
+      <w:pPr>
+        <w:pStyle w:val="BodyText"/>
+      </w:pPr>
+      <w:r>
+        <w:rPr>
+          <w:noProof/>
+        </w:rPr>
+        <w:lastRenderedPageBreak/>
+        <w:drawing>
+          <wp:inline distT="0" distB="0" distL="0" distR="0">
+            <wp:extent cx="5943600" cy="3962400"/>
+            <wp:effectExtent l="0" t="0" r="0" b="0"/>
+            <wp:docPr id="8" name="Picture 8"/>
+            <wp:cNvGraphicFramePr>
+              <a:graphicFrameLocks xmlns:a="http://schemas.openxmlformats.org/drawingml/2006/main" noChangeAspect="1"/>
+            </wp:cNvGraphicFramePr>
+            <a:graphic xmlns:a="http://schemas.openxmlformats.org/drawingml/2006/main">
+              <a:graphicData uri="http://schemas.openxmlformats.org/drawingml/2006/picture">
+                <pic:pic xmlns:pic="http://schemas.openxmlformats.org/drawingml/2006/picture">
+                  <pic:nvPicPr>
+                    <pic:cNvPr id="8" name="ChatGPT Image Feb 11, 2026, 04_32_08 PM.png"/>
+                    <pic:cNvPicPr/>
+                  </pic:nvPicPr>
+                  <pic:blipFill>
+                    <a:blip r:embed="rId11" cstate="print">
+                      <a:extLst>
+                        <a:ext uri="{28A0092B-C50C-407E-A947-70E740481C1C}">
+                          <a14:useLocalDpi xmlns:a14="http://schemas.microsoft.com/office/drawing/2010/main" val="0"/>
+                        </a:ext>
+                      </a:extLst>
+                    </a:blip>
+                    <a:stretch>
+                      <a:fillRect/>
+                    </a:stretch>
+                  </pic:blipFill>
+                  <pic:spPr>
+                    <a:xfrm>
+                      <a:off x="0" y="0"/>
+                      <a:ext cx="5943600" cy="3962400"/>
+                    </a:xfrm>
+                    <a:prstGeom prst="rect">
+                      <a:avLst/>
+                    </a:prstGeom>
+                  </pic:spPr>
+                </pic:pic>
+              </a:graphicData>
+            </a:graphic>
+          </wp:inline>
+        </w:drawing>
+      </w:r>
+    </w:p>
+    <w:p>
+      <w:pPr>
+        <w:pStyle w:val="BodyText"/>
+      </w:pPr>
+    </w:p>
+    <w:p>
+      <w:pPr>
+        <w:pStyle w:val="BodyText"/>
+      </w:pPr>
+      <w:hyperlink r:id="rId12" w:history="1">
+        <w:r>
+          <w:rPr>
+            <w:rStyle w:val="Hyperlink"/>
+          </w:rPr>
+          <w:t>https://chatgpt.com/share/698c688d-4ea8-800f-9c7a-491194c8cbcd</w:t>
+        </w:r>
+      </w:hyperlink>
+    </w:p>
+    <w:p>
+      <w:pPr>
+        <w:pStyle w:val="BodyText"/>
+      </w:pPr>
+    </w:p>
+    <w:p>
+      <w:pPr>
+        <w:pStyle w:val="BodyText"/>
+      </w:pPr>
+      <w:r>
+        <w:t>MQTT</w:t>
+      </w:r>
+      <w:bookmarkStart w:id="21" w:name="_GoBack"/>
+      <w:bookmarkEnd w:id="21"/>
     </w:p>
     <w:sectPr>
       <w:footnotePr>
@@ -2091,7 +2174,7 @@
 </file>
 
 <file path=word/numbering.xml><?xml version="1.0" encoding="utf-8"?>
-<w:numbering xmlns:wpc="http://schemas.microsoft.com/office/word/2010/wordprocessingCanvas" xmlns:mc="http://schemas.openxmlformats.org/markup-compatibility/2006" xmlns:o="urn:schemas-microsoft-com:office:office" xmlns:r="http://schemas.openxmlformats.org/officeDocument/2006/relationships" xmlns:m="http://schemas.openxmlformats.org/officeDocument/2006/math" xmlns:v="urn:schemas-microsoft-com:vml" xmlns:wp14="http://schemas.microsoft.com/office/word/2010/wordprocessingDrawing" xmlns:wp="http://schemas.openxmlformats.org/drawingml/2006/wordprocessingDrawing" xmlns:w10="urn:schemas-microsoft-com:office:word" xmlns:w="http://schemas.openxmlformats.org/wordprocessingml/2006/main" xmlns:w14="http://schemas.microsoft.com/office/word/2010/wordml" xmlns:w15="http://schemas.microsoft.com/office/word/2012/wordml" xmlns:wpg="http://schemas.microsoft.com/office/word/2010/wordprocessingGroup" xmlns:wpi="http://schemas.microsoft.com/office/word/2010/wordprocessingInk" xmlns:wne="http://schemas.microsoft.com/office/word/2006/wordml" xmlns:wps="http://schemas.microsoft.com/office/word/2010/wordprocessingShape" mc:Ignorable="w14 w15 wp14">
+<w:numbering xmlns:wpc="http://schemas.microsoft.com/office/word/2010/wordprocessingCanvas" xmlns:cx="http://schemas.microsoft.com/office/drawing/2014/chartex" xmlns:cx1="http://schemas.microsoft.com/office/drawing/2015/9/8/chartex" xmlns:mc="http://schemas.openxmlformats.org/markup-compatibility/2006" xmlns:o="urn:schemas-microsoft-com:office:office" xmlns:r="http://schemas.openxmlformats.org/officeDocument/2006/relationships" xmlns:m="http://schemas.openxmlformats.org/officeDocument/2006/math" xmlns:v="urn:schemas-microsoft-com:vml" xmlns:wp14="http://schemas.microsoft.com/office/word/2010/wordprocessingDrawing" xmlns:wp="http://schemas.openxmlformats.org/drawingml/2006/wordprocessingDrawing" xmlns:w10="urn:schemas-microsoft-com:office:word" xmlns:w="http://schemas.openxmlformats.org/wordprocessingml/2006/main" xmlns:w14="http://schemas.microsoft.com/office/word/2010/wordml" xmlns:w15="http://schemas.microsoft.com/office/word/2012/wordml" xmlns:w16se="http://schemas.microsoft.com/office/word/2015/wordml/symex" xmlns:wpg="http://schemas.microsoft.com/office/word/2010/wordprocessingGroup" xmlns:wpi="http://schemas.microsoft.com/office/word/2010/wordprocessingInk" xmlns:wne="http://schemas.microsoft.com/office/word/2006/wordml" xmlns:wps="http://schemas.microsoft.com/office/word/2010/wordprocessingShape" mc:Ignorable="w14 w15 w16se wp14">
   <w:abstractNum w:abstractNumId="0" w15:restartNumberingAfterBreak="0">
     <w:nsid w:val="0000A990"/>
     <w:multiLevelType w:val="multilevel"/>
@@ -2328,7 +2411,7 @@
 </file>
 
 <file path=word/styles.xml><?xml version="1.0" encoding="utf-8"?>
-<w:styles xmlns:mc="http://schemas.openxmlformats.org/markup-compatibility/2006" xmlns:r="http://schemas.openxmlformats.org/officeDocument/2006/relationships" xmlns:w="http://schemas.openxmlformats.org/wordprocessingml/2006/main" xmlns:w14="http://schemas.microsoft.com/office/word/2010/wordml" xmlns:w15="http://schemas.microsoft.com/office/word/2012/wordml" mc:Ignorable="w14 w15">
+<w:styles xmlns:mc="http://schemas.openxmlformats.org/markup-compatibility/2006" xmlns:r="http://schemas.openxmlformats.org/officeDocument/2006/relationships" xmlns:w="http://schemas.openxmlformats.org/wordprocessingml/2006/main" xmlns:w14="http://schemas.microsoft.com/office/word/2010/wordml" xmlns:w15="http://schemas.microsoft.com/office/word/2012/wordml" xmlns:w16se="http://schemas.microsoft.com/office/word/2015/wordml/symex" mc:Ignorable="w14 w15 w16se">
   <w:docDefaults>
     <w:rPrDefault>
       <w:rPr>
@@ -2483,6 +2566,13 @@
     <w:lsdException w:name="Medium Shading 2"/>
     <w:lsdException w:name="Medium List 1"/>
     <w:lsdException w:name="Medium List 2"/>
+    <w:lsdException w:name="Medium Grid 1"/>
+    <w:lsdException w:name="Medium Grid 2"/>
+    <w:lsdException w:name="Medium Grid 3"/>
+    <w:lsdException w:name="Dark List"/>
+    <w:lsdException w:name="Colorful Shading"/>
+    <w:lsdException w:name="Colorful List"/>
+    <w:lsdException w:name="Colorful Grid"/>
     <w:lsdException w:name="Light Shading Accent 1"/>
     <w:lsdException w:name="Light List Accent 1"/>
     <w:lsdException w:name="Light Grid Accent 1"/>
